--- a/zht/docx/62.content.docx
+++ b/zht/docx/62.content.docx
@@ -19,7 +19,7 @@
         <w:rPr>
           <w:lang w:val="zh_TW" w:bidi="zh_TW"/>
         </w:rPr>
-        <w:t>Resource: 研讀筆記 - 書籍簡介 (Tyndale)</w:t>
+        <w:t>Resource: Tyndale Open Study Notes</w:t>
       </w:r>
       <w:r>
         <w:rPr>
@@ -112,7 +112,7 @@
         <w:rPr>
           <w:lang w:val="zh_TW" w:bidi="zh_TW"/>
         </w:rPr>
-        <w:t>研讀筆記 - 書籍簡介 (Tyndale)</w:t>
+        <w:t>Tyndale Open Study Notes</w:t>
       </w:r>
     </w:p>
     <w:p>

--- a/zht/docx/62.content.docx
+++ b/zht/docx/62.content.docx
@@ -19,7 +19,7 @@
         <w:rPr>
           <w:lang w:val="zh_TW" w:bidi="zh_TW"/>
         </w:rPr>
-        <w:t>Resource: Tyndale Open Study Notes</w:t>
+        <w:t>Resource: Aquifer Open Study Notes (Book Intros)</w:t>
       </w:r>
       <w:r>
         <w:rPr>
@@ -112,7 +112,7 @@
         <w:rPr>
           <w:lang w:val="zh_TW" w:bidi="zh_TW"/>
         </w:rPr>
-        <w:t>Tyndale Open Study Notes</w:t>
+        <w:t>Aquifer Open Study Notes (Book Intros)</w:t>
       </w:r>
     </w:p>
     <w:p>

--- a/zht/docx/62.content.docx
+++ b/zht/docx/62.content.docx
@@ -272,18 +272,12 @@
         </w:rPr>
         <w:t>不久之後，基督徒群體中有些成員脫離教會，另外組成一個對立的群體。他們是一群異端分子，所傳講有關耶穌基督的教義，與使徒的教導相悖。這些教義後來具有諾斯底主義（Gnosticism）的特徵，例如否認耶穌是道成肉身的神（見</w:t>
       </w:r>
-      <w:hyperlink r:id="rId13">
-        <w:r>
-          <w:rPr>
-            <w:lang w:val="zh_TW" w:bidi="zh_TW"/>
-          </w:rPr>
-          <w:rPr>
-            <w:color w:val="0000EE"/>
-            <w:u w:val="single"/>
-          </w:rPr>
-          <w:t>4:1–3</w:t>
-        </w:r>
-      </w:hyperlink>
+      <w:r>
+        <w:rPr>
+          <w:lang w:val="zh_TW" w:bidi="zh_TW"/>
+        </w:rPr>
+        <w:t>4:1–3</w:t>
+      </w:r>
       <w:r>
         <w:rPr>
           <w:lang w:val="zh_TW" w:bidi="zh_TW"/>
@@ -304,18 +298,12 @@
         </w:rPr>
         <w:t>這些分裂出去的人離開了使徒的團契，表明他們並不真正屬於神的家（</w:t>
       </w:r>
-      <w:hyperlink r:id="rId14">
-        <w:r>
-          <w:rPr>
-            <w:lang w:val="zh_TW" w:bidi="zh_TW"/>
-          </w:rPr>
-          <w:rPr>
-            <w:color w:val="0000EE"/>
-            <w:u w:val="single"/>
-          </w:rPr>
-          <w:t>2:18–19</w:t>
-        </w:r>
-      </w:hyperlink>
+      <w:r>
+        <w:rPr>
+          <w:lang w:val="zh_TW" w:bidi="zh_TW"/>
+        </w:rPr>
+        <w:t>2:18–19</w:t>
+      </w:r>
       <w:r>
         <w:rPr>
           <w:lang w:val="zh_TW" w:bidi="zh_TW"/>
@@ -336,18 +324,12 @@
         </w:rPr>
         <w:t>約翰可能特別駁斥克林妥（Cerinthus）推廣的異端。克林妥是當時一個基督徒派別的領袖，這個派別是帶有諾斯底傾向的。他教導說，耶穌不是由童女所生，而是約瑟和馬利亞的親生兒子，只是比一般人更正義、更聰慧。他還主張，在耶穌受洗時，「基督」以鴿子的形態從永恆的父降臨在耶穌身上。然後「基督」開始宣揚那未知的父，並施行神蹟。在耶穌受難之前，「基督」離開了「耶穌」，因此只有耶穌（而非「基督」）受難並死亡，而「基督」本身是靈性的存在，並未受苦。約翰可能在</w:t>
       </w:r>
-      <w:hyperlink r:id="rId15">
-        <w:r>
-          <w:rPr>
-            <w:lang w:val="zh_TW" w:bidi="zh_TW"/>
-          </w:rPr>
-          <w:rPr>
-            <w:color w:val="0000EE"/>
-            <w:u w:val="single"/>
-          </w:rPr>
-          <w:t>五章5至8節</w:t>
-        </w:r>
-      </w:hyperlink>
+      <w:r>
+        <w:rPr>
+          <w:lang w:val="zh_TW" w:bidi="zh_TW"/>
+        </w:rPr>
+        <w:t>五章5至8節</w:t>
+      </w:r>
       <w:r>
         <w:rPr>
           <w:lang w:val="zh_TW" w:bidi="zh_TW"/>
@@ -368,18 +350,12 @@
         </w:rPr>
         <w:t>這封書信大約在公元85至90年間，寄往約翰所牧養的眾教會（包括在</w:t>
       </w:r>
-      <w:hyperlink r:id="rId16">
-        <w:r>
-          <w:rPr>
-            <w:lang w:val="zh_TW" w:bidi="zh_TW"/>
-          </w:rPr>
-          <w:rPr>
-            <w:color w:val="0000EE"/>
-            <w:u w:val="single"/>
-          </w:rPr>
-          <w:t>啟1:11</w:t>
-        </w:r>
-      </w:hyperlink>
+      <w:r>
+        <w:rPr>
+          <w:lang w:val="zh_TW" w:bidi="zh_TW"/>
+        </w:rPr>
+        <w:t>啟1:11</w:t>
+      </w:r>
       <w:r>
         <w:rPr>
           <w:lang w:val="zh_TW" w:bidi="zh_TW"/>
@@ -584,36 +560,24 @@
         </w:rPr>
         <w:t>有些學者認為，約翰壹至叄書的作者是一位名叫約翰的基督徒長老，而非使徒約翰（見</w:t>
       </w:r>
-      <w:hyperlink r:id="rId17">
-        <w:r>
-          <w:rPr>
-            <w:lang w:val="zh_TW" w:bidi="zh_TW"/>
-          </w:rPr>
-          <w:rPr>
-            <w:color w:val="0000EE"/>
-            <w:u w:val="single"/>
-          </w:rPr>
-          <w:t>約二1:1</w:t>
-        </w:r>
-      </w:hyperlink>
+      <w:r>
+        <w:rPr>
+          <w:lang w:val="zh_TW" w:bidi="zh_TW"/>
+        </w:rPr>
+        <w:t>約二1:1</w:t>
+      </w:r>
       <w:r>
         <w:rPr>
           <w:lang w:val="zh_TW" w:bidi="zh_TW"/>
         </w:rPr>
         <w:t>；</w:t>
       </w:r>
-      <w:hyperlink r:id="rId18">
-        <w:r>
-          <w:rPr>
-            <w:lang w:val="zh_TW" w:bidi="zh_TW"/>
-          </w:rPr>
-          <w:rPr>
-            <w:color w:val="0000EE"/>
-            <w:u w:val="single"/>
-          </w:rPr>
-          <w:t>約三1:1</w:t>
-        </w:r>
-      </w:hyperlink>
+      <w:r>
+        <w:rPr>
+          <w:lang w:val="zh_TW" w:bidi="zh_TW"/>
+        </w:rPr>
+        <w:t>約三1:1</w:t>
+      </w:r>
       <w:r>
         <w:rPr>
           <w:lang w:val="zh_TW" w:bidi="zh_TW"/>
@@ -700,138 +664,84 @@
         </w:rPr>
         <w:t>大多數福音派學者認為，使徒約翰與長老約翰是同一人。無可否認，約翰福音的寫作風格與這三封書信極為相似。使徒約翰曾親眼見過耶穌，也是最早跟隨祂的人之一。在約翰福音中，他被稱為「耶穌所愛的那門徒」（</w:t>
       </w:r>
-      <w:hyperlink r:id="rId19">
-        <w:r>
-          <w:rPr>
-            <w:lang w:val="zh_TW" w:bidi="zh_TW"/>
-          </w:rPr>
-          <w:rPr>
-            <w:color w:val="0000EE"/>
-            <w:u w:val="single"/>
-          </w:rPr>
-          <w:t>約13:23，</w:t>
-        </w:r>
-      </w:hyperlink>
-      <w:hyperlink r:id="rId20">
-        <w:r>
-          <w:rPr>
-            <w:lang w:val="zh_TW" w:bidi="zh_TW"/>
-          </w:rPr>
-          <w:rPr>
-            <w:color w:val="0000EE"/>
-            <w:u w:val="single"/>
-          </w:rPr>
-          <w:t>19:26，</w:t>
-        </w:r>
-      </w:hyperlink>
-      <w:hyperlink r:id="rId21">
-        <w:r>
-          <w:rPr>
-            <w:lang w:val="zh_TW" w:bidi="zh_TW"/>
-          </w:rPr>
-          <w:rPr>
-            <w:color w:val="0000EE"/>
-            <w:u w:val="single"/>
-          </w:rPr>
-          <w:t>20:2，</w:t>
-        </w:r>
-      </w:hyperlink>
-      <w:hyperlink r:id="rId22">
-        <w:r>
-          <w:rPr>
-            <w:lang w:val="zh_TW" w:bidi="zh_TW"/>
-          </w:rPr>
-          <w:rPr>
-            <w:color w:val="0000EE"/>
-            <w:u w:val="single"/>
-          </w:rPr>
-          <w:t>21:7</w:t>
-        </w:r>
-      </w:hyperlink>
+      <w:r>
+        <w:rPr>
+          <w:lang w:val="zh_TW" w:bidi="zh_TW"/>
+        </w:rPr>
+        <w:t>約13:23，</w:t>
+      </w:r>
+      <w:r>
+        <w:rPr>
+          <w:lang w:val="zh_TW" w:bidi="zh_TW"/>
+        </w:rPr>
+        <w:t>19:26，</w:t>
+      </w:r>
+      <w:r>
+        <w:rPr>
+          <w:lang w:val="zh_TW" w:bidi="zh_TW"/>
+        </w:rPr>
+        <w:t>20:2，</w:t>
+      </w:r>
+      <w:r>
+        <w:rPr>
+          <w:lang w:val="zh_TW" w:bidi="zh_TW"/>
+        </w:rPr>
+        <w:t>21:7</w:t>
+      </w:r>
       <w:r>
         <w:rPr>
           <w:lang w:val="zh_TW" w:bidi="zh_TW"/>
         </w:rPr>
         <w:t>、</w:t>
       </w:r>
-      <w:hyperlink r:id="rId23">
-        <w:r>
-          <w:rPr>
-            <w:lang w:val="zh_TW" w:bidi="zh_TW"/>
-          </w:rPr>
-          <w:rPr>
-            <w:color w:val="0000EE"/>
-            <w:u w:val="single"/>
-          </w:rPr>
-          <w:t>20</w:t>
-        </w:r>
-      </w:hyperlink>
+      <w:r>
+        <w:rPr>
+          <w:lang w:val="zh_TW" w:bidi="zh_TW"/>
+        </w:rPr>
+        <w:t>20</w:t>
+      </w:r>
       <w:r>
         <w:rPr>
           <w:lang w:val="zh_TW" w:bidi="zh_TW"/>
         </w:rPr>
         <w:t>）。他是十二門徒之一，也是耶穌的親密朋友。在約翰壹書中，作者同樣強調自己是耶穌的親身見證人（見</w:t>
       </w:r>
-      <w:hyperlink r:id="rId24">
-        <w:r>
-          <w:rPr>
-            <w:lang w:val="zh_TW" w:bidi="zh_TW"/>
-          </w:rPr>
-          <w:rPr>
-            <w:color w:val="0000EE"/>
-            <w:u w:val="single"/>
-          </w:rPr>
-          <w:t>約一1:1–4</w:t>
-        </w:r>
-      </w:hyperlink>
+      <w:r>
+        <w:rPr>
+          <w:lang w:val="zh_TW" w:bidi="zh_TW"/>
+        </w:rPr>
+        <w:t>約一1:1–4</w:t>
+      </w:r>
       <w:r>
         <w:rPr>
           <w:lang w:val="zh_TW" w:bidi="zh_TW"/>
         </w:rPr>
         <w:t>），呼應了約翰福音中的見證（</w:t>
       </w:r>
-      <w:hyperlink r:id="rId25">
-        <w:r>
-          <w:rPr>
-            <w:lang w:val="zh_TW" w:bidi="zh_TW"/>
-          </w:rPr>
-          <w:rPr>
-            <w:color w:val="0000EE"/>
-            <w:u w:val="single"/>
-          </w:rPr>
-          <w:t>約1:14，</w:t>
-        </w:r>
-      </w:hyperlink>
-      <w:hyperlink r:id="rId26">
-        <w:r>
-          <w:rPr>
-            <w:lang w:val="zh_TW" w:bidi="zh_TW"/>
-          </w:rPr>
-          <w:rPr>
-            <w:color w:val="0000EE"/>
-            <w:u w:val="single"/>
-          </w:rPr>
-          <w:t>19:35</w:t>
-        </w:r>
-      </w:hyperlink>
+      <w:r>
+        <w:rPr>
+          <w:lang w:val="zh_TW" w:bidi="zh_TW"/>
+        </w:rPr>
+        <w:t>約1:14，</w:t>
+      </w:r>
+      <w:r>
+        <w:rPr>
+          <w:lang w:val="zh_TW" w:bidi="zh_TW"/>
+        </w:rPr>
+        <w:t>19:35</w:t>
+      </w:r>
       <w:r>
         <w:rPr>
           <w:lang w:val="zh_TW" w:bidi="zh_TW"/>
         </w:rPr>
         <w:t>）。他宣稱自己親耳聽過、親眼見過、親手摸過那道成肉身的永恆生命之道（</w:t>
       </w:r>
-      <w:hyperlink r:id="rId24">
-        <w:r>
-          <w:rPr>
-            <w:lang w:val="zh_TW" w:bidi="zh_TW"/>
-          </w:rPr>
-          <w:rPr>
-            <w:color w:val="0000EE"/>
-            <w:u w:val="single"/>
-          </w:rPr>
-          <w:t>約一1:1–4</w:t>
-        </w:r>
-      </w:hyperlink>
+      <w:r>
+        <w:rPr>
+          <w:lang w:val="zh_TW" w:bidi="zh_TW"/>
+        </w:rPr>
+        <w:t>約一1:1–4</w:t>
+      </w:r>
       <w:r>
         <w:rPr>
           <w:lang w:val="zh_TW" w:bidi="zh_TW"/>
@@ -863,90 +773,54 @@
         </w:rPr>
         <w:t>約翰壹書自然延續了他在福音書中的主題和教導。約翰福音顯示，耶穌的使命是揭示父神，並通過聖靈將信徒帶入與父和子的合一。約翰壹書強調基督徒如何在日常生活中體驗神，這從他們與教會社區其他成員的關係中得以體現。我們必須通過彼此相愛來表現我們對神的愛。這個命令直接來自耶穌（</w:t>
       </w:r>
-      <w:hyperlink r:id="rId27">
-        <w:r>
-          <w:rPr>
-            <w:lang w:val="zh_TW" w:bidi="zh_TW"/>
-          </w:rPr>
-          <w:rPr>
-            <w:color w:val="0000EE"/>
-            <w:u w:val="single"/>
-          </w:rPr>
-          <w:t>約13:34，</w:t>
-        </w:r>
-      </w:hyperlink>
-      <w:hyperlink r:id="rId28">
-        <w:r>
-          <w:rPr>
-            <w:lang w:val="zh_TW" w:bidi="zh_TW"/>
-          </w:rPr>
-          <w:rPr>
-            <w:color w:val="0000EE"/>
-            <w:u w:val="single"/>
-          </w:rPr>
-          <w:t>15:17</w:t>
-        </w:r>
-      </w:hyperlink>
+      <w:r>
+        <w:rPr>
+          <w:lang w:val="zh_TW" w:bidi="zh_TW"/>
+        </w:rPr>
+        <w:t>約13:34，</w:t>
+      </w:r>
+      <w:r>
+        <w:rPr>
+          <w:lang w:val="zh_TW" w:bidi="zh_TW"/>
+        </w:rPr>
+        <w:t>15:17</w:t>
+      </w:r>
       <w:r>
         <w:rPr>
           <w:lang w:val="zh_TW" w:bidi="zh_TW"/>
         </w:rPr>
         <w:t>），而約翰經常重複這一點（</w:t>
       </w:r>
-      <w:hyperlink r:id="rId29">
-        <w:r>
-          <w:rPr>
-            <w:lang w:val="zh_TW" w:bidi="zh_TW"/>
-          </w:rPr>
-          <w:rPr>
-            <w:color w:val="0000EE"/>
-            <w:u w:val="single"/>
-          </w:rPr>
-          <w:t>約一2:7，</w:t>
-        </w:r>
-      </w:hyperlink>
-      <w:hyperlink r:id="rId30">
-        <w:r>
-          <w:rPr>
-            <w:lang w:val="zh_TW" w:bidi="zh_TW"/>
-          </w:rPr>
-          <w:rPr>
-            <w:color w:val="0000EE"/>
-            <w:u w:val="single"/>
-          </w:rPr>
-          <w:t>3:11、</w:t>
-        </w:r>
-      </w:hyperlink>
-      <w:hyperlink r:id="rId31">
-        <w:r>
-          <w:rPr>
-            <w:lang w:val="zh_TW" w:bidi="zh_TW"/>
-          </w:rPr>
-          <w:rPr>
-            <w:color w:val="0000EE"/>
-            <w:u w:val="single"/>
-          </w:rPr>
-          <w:t>23</w:t>
-        </w:r>
-      </w:hyperlink>
+      <w:r>
+        <w:rPr>
+          <w:lang w:val="zh_TW" w:bidi="zh_TW"/>
+        </w:rPr>
+        <w:t>約一2:7，</w:t>
+      </w:r>
+      <w:r>
+        <w:rPr>
+          <w:lang w:val="zh_TW" w:bidi="zh_TW"/>
+        </w:rPr>
+        <w:t>3:11、</w:t>
+      </w:r>
+      <w:r>
+        <w:rPr>
+          <w:lang w:val="zh_TW" w:bidi="zh_TW"/>
+        </w:rPr>
+        <w:t>23</w:t>
+      </w:r>
       <w:r>
         <w:rPr>
           <w:lang w:val="zh_TW" w:bidi="zh_TW"/>
         </w:rPr>
         <w:t>；</w:t>
       </w:r>
-      <w:hyperlink r:id="rId32">
-        <w:r>
-          <w:rPr>
-            <w:lang w:val="zh_TW" w:bidi="zh_TW"/>
-          </w:rPr>
-          <w:rPr>
-            <w:color w:val="0000EE"/>
-            <w:u w:val="single"/>
-          </w:rPr>
-          <w:t>約二1:5–6</w:t>
-        </w:r>
-      </w:hyperlink>
+      <w:r>
+        <w:rPr>
+          <w:lang w:val="zh_TW" w:bidi="zh_TW"/>
+        </w:rPr>
+        <w:t>約二1:5–6</w:t>
+      </w:r>
       <w:r>
         <w:rPr>
           <w:lang w:val="zh_TW" w:bidi="zh_TW"/>
